--- a/matek12.docx
+++ b/matek12.docx
@@ -342,7 +342,61 @@
           <w:sz w:val="28"/>
           <w:szCs w:val="28"/>
         </w:rPr>
-        <w:t>(x−a)2+(y−b)2=r2</w:t>
+        <w:t>(x−a</w:t>
+      </w:r>
+      <w:r>
+        <w:rPr>
+          <w:b/>
+          <w:bCs/>
+          <w:sz w:val="28"/>
+          <w:szCs w:val="28"/>
+        </w:rPr>
+        <w:t>^</w:t>
+      </w:r>
+      <w:r>
+        <w:rPr>
+          <w:b/>
+          <w:bCs/>
+          <w:sz w:val="28"/>
+          <w:szCs w:val="28"/>
+        </w:rPr>
+        <w:t>)2+(y−b)</w:t>
+      </w:r>
+      <w:r>
+        <w:rPr>
+          <w:b/>
+          <w:bCs/>
+          <w:sz w:val="28"/>
+          <w:szCs w:val="28"/>
+        </w:rPr>
+        <w:t>^</w:t>
+      </w:r>
+      <w:r>
+        <w:rPr>
+          <w:b/>
+          <w:bCs/>
+          <w:sz w:val="28"/>
+          <w:szCs w:val="28"/>
+        </w:rPr>
+        <w:t>2=r</w:t>
+      </w:r>
+      <w:r>
+        <w:rPr>
+          <w:b/>
+          <w:bCs/>
+          <w:sz w:val="28"/>
+          <w:szCs w:val="28"/>
+        </w:rPr>
+        <w:t>^</w:t>
+      </w:r>
+      <w:r>
+        <w:rPr>
+          <w:b/>
+          <w:bCs/>
+          <w:sz w:val="28"/>
+          <w:szCs w:val="28"/>
+        </w:rPr>
+        <w:t>2</w:t>
       </w:r>
       <w:r>
         <w:rPr/>
@@ -666,11 +720,7 @@
       </w:pPr>
       <w:r>
         <w:rPr/>
-        <w:t>(x+7)^2+(y+15)^2=</w:t>
-      </w:r>
-      <w:r>
-        <w:rPr/>
-        <w:t>17</w:t>
+        <w:t>(x+7)^2+(y+15)^2=17</w:t>
       </w:r>
     </w:p>
     <w:p>

--- a/matek12.docx
+++ b/matek12.docx
@@ -7,10 +7,14 @@
         <w:pStyle w:val="Normal"/>
         <w:bidi w:val="0"/>
         <w:jc w:val="start"/>
-        <w:rPr/>
-      </w:pPr>
-      <w:r>
-        <w:rPr/>
+        <w:rPr>
+          <w:lang w:val="hu-HU" w:eastAsia="zh-CN" w:bidi="hi-IN"/>
+        </w:rPr>
+      </w:pPr>
+      <w:r>
+        <w:rPr>
+          <w:lang w:val="hu-HU" w:eastAsia="zh-CN" w:bidi="hi-IN"/>
+        </w:rPr>
         <w:t>11.a 226. bevezető</w:t>
       </w:r>
     </w:p>
@@ -19,21 +23,29 @@
         <w:pStyle w:val="Normal"/>
         <w:bidi w:val="0"/>
         <w:jc w:val="start"/>
-        <w:rPr/>
-      </w:pPr>
-      <w:r>
-        <w:rPr/>
-      </w:r>
-    </w:p>
-    <w:p>
-      <w:pPr>
-        <w:pStyle w:val="Normal"/>
-        <w:bidi w:val="0"/>
-        <w:jc w:val="start"/>
-        <w:rPr/>
-      </w:pPr>
-      <w:r>
-        <w:rPr/>
+        <w:rPr>
+          <w:lang w:val="hu-HU" w:eastAsia="zh-CN" w:bidi="hi-IN"/>
+        </w:rPr>
+      </w:pPr>
+      <w:r>
+        <w:rPr>
+          <w:lang w:val="hu-HU" w:eastAsia="zh-CN" w:bidi="hi-IN"/>
+        </w:rPr>
+      </w:r>
+    </w:p>
+    <w:p>
+      <w:pPr>
+        <w:pStyle w:val="Normal"/>
+        <w:bidi w:val="0"/>
+        <w:jc w:val="start"/>
+        <w:rPr>
+          <w:lang w:val="hu-HU" w:eastAsia="zh-CN" w:bidi="hi-IN"/>
+        </w:rPr>
+      </w:pPr>
+      <w:r>
+        <w:rPr>
+          <w:lang w:val="hu-HU" w:eastAsia="zh-CN" w:bidi="hi-IN"/>
+        </w:rPr>
         <w:t>A(3;0)</w:t>
       </w:r>
     </w:p>
@@ -42,10 +54,14 @@
         <w:pStyle w:val="Normal"/>
         <w:bidi w:val="0"/>
         <w:jc w:val="start"/>
-        <w:rPr/>
-      </w:pPr>
-      <w:r>
-        <w:rPr/>
+        <w:rPr>
+          <w:lang w:val="hu-HU" w:eastAsia="zh-CN" w:bidi="hi-IN"/>
+        </w:rPr>
+      </w:pPr>
+      <w:r>
+        <w:rPr>
+          <w:lang w:val="hu-HU" w:eastAsia="zh-CN" w:bidi="hi-IN"/>
+        </w:rPr>
         <w:t>a(3;0) // helyvektor</w:t>
       </w:r>
     </w:p>
@@ -54,21 +70,29 @@
         <w:pStyle w:val="Normal"/>
         <w:bidi w:val="0"/>
         <w:jc w:val="start"/>
-        <w:rPr/>
-      </w:pPr>
-      <w:r>
-        <w:rPr/>
-      </w:r>
-    </w:p>
-    <w:p>
-      <w:pPr>
-        <w:pStyle w:val="Normal"/>
-        <w:bidi w:val="0"/>
-        <w:jc w:val="start"/>
-        <w:rPr/>
-      </w:pPr>
-      <w:r>
-        <w:rPr/>
+        <w:rPr>
+          <w:lang w:val="hu-HU" w:eastAsia="zh-CN" w:bidi="hi-IN"/>
+        </w:rPr>
+      </w:pPr>
+      <w:r>
+        <w:rPr>
+          <w:lang w:val="hu-HU" w:eastAsia="zh-CN" w:bidi="hi-IN"/>
+        </w:rPr>
+      </w:r>
+    </w:p>
+    <w:p>
+      <w:pPr>
+        <w:pStyle w:val="Normal"/>
+        <w:bidi w:val="0"/>
+        <w:jc w:val="start"/>
+        <w:rPr>
+          <w:lang w:val="hu-HU" w:eastAsia="zh-CN" w:bidi="hi-IN"/>
+        </w:rPr>
+      </w:pPr>
+      <w:r>
+        <w:rPr>
+          <w:lang w:val="hu-HU" w:eastAsia="zh-CN" w:bidi="hi-IN"/>
+        </w:rPr>
         <w:t>i(1;0)</w:t>
       </w:r>
     </w:p>
@@ -77,10 +101,14 @@
         <w:pStyle w:val="Normal"/>
         <w:bidi w:val="0"/>
         <w:jc w:val="start"/>
-        <w:rPr/>
-      </w:pPr>
-      <w:r>
-        <w:rPr/>
+        <w:rPr>
+          <w:lang w:val="hu-HU" w:eastAsia="zh-CN" w:bidi="hi-IN"/>
+        </w:rPr>
+      </w:pPr>
+      <w:r>
+        <w:rPr>
+          <w:lang w:val="hu-HU" w:eastAsia="zh-CN" w:bidi="hi-IN"/>
+        </w:rPr>
         <w:t>j(0;1)</w:t>
       </w:r>
     </w:p>
@@ -89,10 +117,14 @@
         <w:pStyle w:val="Normal"/>
         <w:bidi w:val="0"/>
         <w:jc w:val="start"/>
-        <w:rPr/>
-      </w:pPr>
-      <w:r>
-        <w:rPr/>
+        <w:rPr>
+          <w:lang w:val="hu-HU" w:eastAsia="zh-CN" w:bidi="hi-IN"/>
+        </w:rPr>
+      </w:pPr>
+      <w:r>
+        <w:rPr>
+          <w:lang w:val="hu-HU" w:eastAsia="zh-CN" w:bidi="hi-IN"/>
+        </w:rPr>
         <w:t>|i| = |j| = 1 // bázisvektorok</w:t>
       </w:r>
     </w:p>
@@ -101,21 +133,29 @@
         <w:pStyle w:val="Normal"/>
         <w:bidi w:val="0"/>
         <w:jc w:val="start"/>
-        <w:rPr/>
-      </w:pPr>
-      <w:r>
-        <w:rPr/>
-      </w:r>
-    </w:p>
-    <w:p>
-      <w:pPr>
-        <w:pStyle w:val="Normal"/>
-        <w:bidi w:val="0"/>
-        <w:jc w:val="start"/>
-        <w:rPr/>
-      </w:pPr>
-      <w:r>
-        <w:rPr/>
+        <w:rPr>
+          <w:lang w:val="hu-HU" w:eastAsia="zh-CN" w:bidi="hi-IN"/>
+        </w:rPr>
+      </w:pPr>
+      <w:r>
+        <w:rPr>
+          <w:lang w:val="hu-HU" w:eastAsia="zh-CN" w:bidi="hi-IN"/>
+        </w:rPr>
+      </w:r>
+    </w:p>
+    <w:p>
+      <w:pPr>
+        <w:pStyle w:val="Normal"/>
+        <w:bidi w:val="0"/>
+        <w:jc w:val="start"/>
+        <w:rPr>
+          <w:lang w:val="hu-HU" w:eastAsia="zh-CN" w:bidi="hi-IN"/>
+        </w:rPr>
+      </w:pPr>
+      <w:r>
+        <w:rPr>
+          <w:lang w:val="hu-HU" w:eastAsia="zh-CN" w:bidi="hi-IN"/>
+        </w:rPr>
         <w:t>D(-2;3)</w:t>
       </w:r>
     </w:p>
@@ -124,10 +164,14 @@
         <w:pStyle w:val="Normal"/>
         <w:bidi w:val="0"/>
         <w:jc w:val="start"/>
-        <w:rPr/>
-      </w:pPr>
-      <w:r>
-        <w:rPr/>
+        <w:rPr>
+          <w:lang w:val="hu-HU" w:eastAsia="zh-CN" w:bidi="hi-IN"/>
+        </w:rPr>
+      </w:pPr>
+      <w:r>
+        <w:rPr>
+          <w:lang w:val="hu-HU" w:eastAsia="zh-CN" w:bidi="hi-IN"/>
+        </w:rPr>
         <w:t>d(-2;3)</w:t>
       </w:r>
     </w:p>
@@ -136,10 +180,14 @@
         <w:pStyle w:val="Normal"/>
         <w:bidi w:val="0"/>
         <w:jc w:val="start"/>
-        <w:rPr/>
-      </w:pPr>
-      <w:r>
-        <w:rPr/>
+        <w:rPr>
+          <w:lang w:val="hu-HU" w:eastAsia="zh-CN" w:bidi="hi-IN"/>
+        </w:rPr>
+      </w:pPr>
+      <w:r>
+        <w:rPr>
+          <w:lang w:val="hu-HU" w:eastAsia="zh-CN" w:bidi="hi-IN"/>
+        </w:rPr>
         <w:t>d= -2i+3j // fel lehet írni a bázisvektorokkal a többi vektort</w:t>
       </w:r>
     </w:p>
@@ -148,18 +196,24 @@
         <w:pStyle w:val="Normal"/>
         <w:bidi w:val="0"/>
         <w:jc w:val="start"/>
-        <w:rPr/>
-      </w:pPr>
-      <w:r>
-        <w:rPr/>
-      </w:r>
-    </w:p>
-    <w:p>
-      <w:pPr>
-        <w:pStyle w:val="Normal"/>
-        <w:bidi w:val="0"/>
-        <w:jc w:val="start"/>
-        <w:rPr/>
+        <w:rPr>
+          <w:lang w:val="hu-HU" w:eastAsia="zh-CN" w:bidi="hi-IN"/>
+        </w:rPr>
+      </w:pPr>
+      <w:r>
+        <w:rPr>
+          <w:lang w:val="hu-HU" w:eastAsia="zh-CN" w:bidi="hi-IN"/>
+        </w:rPr>
+      </w:r>
+    </w:p>
+    <w:p>
+      <w:pPr>
+        <w:pStyle w:val="Normal"/>
+        <w:bidi w:val="0"/>
+        <w:jc w:val="start"/>
+        <w:rPr>
+          <w:lang w:val="hu-HU" w:eastAsia="zh-CN" w:bidi="hi-IN"/>
+        </w:rPr>
       </w:pPr>
       <w:r>
         <w:drawing>
@@ -210,7 +264,9 @@
         </w:drawing>
       </w:r>
       <w:r>
-        <w:rPr/>
+        <w:rPr>
+          <w:lang w:val="hu-HU" w:eastAsia="zh-CN" w:bidi="hi-IN"/>
+        </w:rPr>
         <w:t>228.elmélet</w:t>
       </w:r>
     </w:p>
@@ -219,10 +275,14 @@
         <w:pStyle w:val="Normal"/>
         <w:bidi w:val="0"/>
         <w:jc w:val="start"/>
-        <w:rPr/>
-      </w:pPr>
-      <w:r>
-        <w:rPr/>
+        <w:rPr>
+          <w:lang w:val="hu-HU" w:eastAsia="zh-CN" w:bidi="hi-IN"/>
+        </w:rPr>
+      </w:pPr>
+      <w:r>
+        <w:rPr>
+          <w:lang w:val="hu-HU" w:eastAsia="zh-CN" w:bidi="hi-IN"/>
+        </w:rPr>
         <w:t>az AB vektor az egyenlő a B vektor – A vektor</w:t>
       </w:r>
     </w:p>
@@ -231,10 +291,14 @@
         <w:pStyle w:val="Normal"/>
         <w:bidi w:val="0"/>
         <w:jc w:val="start"/>
-        <w:rPr/>
-      </w:pPr>
-      <w:r>
-        <w:rPr/>
+        <w:rPr>
+          <w:lang w:val="hu-HU" w:eastAsia="zh-CN" w:bidi="hi-IN"/>
+        </w:rPr>
+      </w:pPr>
+      <w:r>
+        <w:rPr>
+          <w:lang w:val="hu-HU" w:eastAsia="zh-CN" w:bidi="hi-IN"/>
+        </w:rPr>
         <w:t>A(5;2)</w:t>
       </w:r>
     </w:p>
@@ -243,10 +307,14 @@
         <w:pStyle w:val="Normal"/>
         <w:bidi w:val="0"/>
         <w:jc w:val="start"/>
-        <w:rPr/>
-      </w:pPr>
-      <w:r>
-        <w:rPr/>
+        <w:rPr>
+          <w:lang w:val="hu-HU" w:eastAsia="zh-CN" w:bidi="hi-IN"/>
+        </w:rPr>
+      </w:pPr>
+      <w:r>
+        <w:rPr>
+          <w:lang w:val="hu-HU" w:eastAsia="zh-CN" w:bidi="hi-IN"/>
+        </w:rPr>
         <w:t>B(1;4)</w:t>
       </w:r>
     </w:p>
@@ -255,10 +323,14 @@
         <w:pStyle w:val="Normal"/>
         <w:bidi w:val="0"/>
         <w:jc w:val="start"/>
-        <w:rPr/>
-      </w:pPr>
-      <w:r>
-        <w:rPr/>
+        <w:rPr>
+          <w:lang w:val="hu-HU" w:eastAsia="zh-CN" w:bidi="hi-IN"/>
+        </w:rPr>
+      </w:pPr>
+      <w:r>
+        <w:rPr>
+          <w:lang w:val="hu-HU" w:eastAsia="zh-CN" w:bidi="hi-IN"/>
+        </w:rPr>
         <w:t>AB(-4;2)</w:t>
       </w:r>
     </w:p>
@@ -267,21 +339,29 @@
         <w:pStyle w:val="Normal"/>
         <w:bidi w:val="0"/>
         <w:jc w:val="start"/>
-        <w:rPr/>
-      </w:pPr>
-      <w:r>
-        <w:rPr/>
-      </w:r>
-    </w:p>
-    <w:p>
-      <w:pPr>
-        <w:pStyle w:val="Normal"/>
-        <w:bidi w:val="0"/>
-        <w:jc w:val="start"/>
-        <w:rPr/>
-      </w:pPr>
-      <w:r>
-        <w:rPr/>
+        <w:rPr>
+          <w:lang w:val="hu-HU" w:eastAsia="zh-CN" w:bidi="hi-IN"/>
+        </w:rPr>
+      </w:pPr>
+      <w:r>
+        <w:rPr>
+          <w:lang w:val="hu-HU" w:eastAsia="zh-CN" w:bidi="hi-IN"/>
+        </w:rPr>
+      </w:r>
+    </w:p>
+    <w:p>
+      <w:pPr>
+        <w:pStyle w:val="Normal"/>
+        <w:bidi w:val="0"/>
+        <w:jc w:val="start"/>
+        <w:rPr>
+          <w:lang w:val="hu-HU" w:eastAsia="zh-CN" w:bidi="hi-IN"/>
+        </w:rPr>
+      </w:pPr>
+      <w:r>
+        <w:rPr>
+          <w:lang w:val="hu-HU" w:eastAsia="zh-CN" w:bidi="hi-IN"/>
+        </w:rPr>
       </w:r>
     </w:p>
     <w:p>
@@ -295,6 +375,7 @@
         <w:rPr>
           <w:sz w:val="36"/>
           <w:szCs w:val="36"/>
+          <w:lang w:val="hu-HU" w:eastAsia="zh-CN" w:bidi="hi-IN"/>
         </w:rPr>
         <w:t xml:space="preserve">Ha a kör középpontja </w:t>
       </w:r>
@@ -303,6 +384,7 @@
           <w:rStyle w:val="Strong"/>
           <w:sz w:val="36"/>
           <w:szCs w:val="36"/>
+          <w:lang w:val="hu-HU" w:eastAsia="zh-CN" w:bidi="hi-IN"/>
         </w:rPr>
         <w:t>K(a; b)</w:t>
       </w:r>
@@ -310,6 +392,7 @@
         <w:rPr>
           <w:sz w:val="36"/>
           <w:szCs w:val="36"/>
+          <w:lang w:val="hu-HU" w:eastAsia="zh-CN" w:bidi="hi-IN"/>
         </w:rPr>
         <w:t xml:space="preserve">, sugara pedig </w:t>
       </w:r>
@@ -318,6 +401,7 @@
           <w:rStyle w:val="Strong"/>
           <w:sz w:val="36"/>
           <w:szCs w:val="36"/>
+          <w:lang w:val="hu-HU" w:eastAsia="zh-CN" w:bidi="hi-IN"/>
         </w:rPr>
         <w:t>r</w:t>
       </w:r>
@@ -325,6 +409,7 @@
         <w:rPr>
           <w:sz w:val="36"/>
           <w:szCs w:val="36"/>
+          <w:lang w:val="hu-HU" w:eastAsia="zh-CN" w:bidi="hi-IN"/>
         </w:rPr>
         <w:t>, akkor az egyenlete:</w:t>
       </w:r>
@@ -333,7 +418,9 @@
       <w:pPr>
         <w:pStyle w:val="BodyText"/>
         <w:spacing w:before="0" w:after="0"/>
-        <w:rPr/>
+        <w:rPr>
+          <w:lang w:val="hu-HU" w:eastAsia="zh-CN" w:bidi="hi-IN"/>
+        </w:rPr>
       </w:pPr>
       <w:r>
         <w:rPr>
@@ -341,65 +428,14 @@
           <w:bCs/>
           <w:sz w:val="28"/>
           <w:szCs w:val="28"/>
-        </w:rPr>
-        <w:t>(x−a</w:t>
-      </w:r>
-      <w:r>
-        <w:rPr>
-          <w:b/>
-          <w:bCs/>
-          <w:sz w:val="28"/>
-          <w:szCs w:val="28"/>
-        </w:rPr>
-        <w:t>^</w:t>
-      </w:r>
-      <w:r>
-        <w:rPr>
-          <w:b/>
-          <w:bCs/>
-          <w:sz w:val="28"/>
-          <w:szCs w:val="28"/>
-        </w:rPr>
-        <w:t>)2+(y−b)</w:t>
-      </w:r>
-      <w:r>
-        <w:rPr>
-          <w:b/>
-          <w:bCs/>
-          <w:sz w:val="28"/>
-          <w:szCs w:val="28"/>
-        </w:rPr>
-        <w:t>^</w:t>
-      </w:r>
-      <w:r>
-        <w:rPr>
-          <w:b/>
-          <w:bCs/>
-          <w:sz w:val="28"/>
-          <w:szCs w:val="28"/>
-        </w:rPr>
-        <w:t>2=r</w:t>
-      </w:r>
-      <w:r>
-        <w:rPr>
-          <w:b/>
-          <w:bCs/>
-          <w:sz w:val="28"/>
-          <w:szCs w:val="28"/>
-        </w:rPr>
-        <w:t>^</w:t>
-      </w:r>
-      <w:r>
-        <w:rPr>
-          <w:b/>
-          <w:bCs/>
-          <w:sz w:val="28"/>
-          <w:szCs w:val="28"/>
-        </w:rPr>
-        <w:t>2</w:t>
-      </w:r>
-      <w:r>
-        <w:rPr/>
+          <w:lang w:val="hu-HU" w:eastAsia="zh-CN" w:bidi="hi-IN"/>
+        </w:rPr>
+        <w:t>(x−a^)2+(y−b)^2=r^2</w:t>
+      </w:r>
+      <w:r>
+        <w:rPr>
+          <w:lang w:val="hu-HU" w:eastAsia="zh-CN" w:bidi="hi-IN"/>
+        </w:rPr>
         <w:t>​</w:t>
       </w:r>
     </w:p>
@@ -408,10 +444,14 @@
         <w:pStyle w:val="Normal"/>
         <w:bidi w:val="0"/>
         <w:jc w:val="start"/>
-        <w:rPr/>
-      </w:pPr>
-      <w:r>
-        <w:rPr/>
+        <w:rPr>
+          <w:lang w:val="hu-HU" w:eastAsia="zh-CN" w:bidi="hi-IN"/>
+        </w:rPr>
+      </w:pPr>
+      <w:r>
+        <w:rPr>
+          <w:lang w:val="hu-HU" w:eastAsia="zh-CN" w:bidi="hi-IN"/>
+        </w:rPr>
         <w:t>263/16.</w:t>
       </w:r>
     </w:p>
@@ -420,10 +460,14 @@
         <w:pStyle w:val="Normal"/>
         <w:bidi w:val="0"/>
         <w:jc w:val="start"/>
-        <w:rPr/>
-      </w:pPr>
-      <w:r>
-        <w:rPr/>
+        <w:rPr>
+          <w:lang w:val="hu-HU" w:eastAsia="zh-CN" w:bidi="hi-IN"/>
+        </w:rPr>
+      </w:pPr>
+      <w:r>
+        <w:rPr>
+          <w:lang w:val="hu-HU" w:eastAsia="zh-CN" w:bidi="hi-IN"/>
+        </w:rPr>
         <w:t>a. C(0;0) k?</w:t>
       </w:r>
     </w:p>
@@ -432,10 +476,14 @@
         <w:pStyle w:val="Normal"/>
         <w:bidi w:val="0"/>
         <w:jc w:val="start"/>
-        <w:rPr/>
-      </w:pPr>
-      <w:r>
-        <w:rPr/>
+        <w:rPr>
+          <w:lang w:val="hu-HU" w:eastAsia="zh-CN" w:bidi="hi-IN"/>
+        </w:rPr>
+      </w:pPr>
+      <w:r>
+        <w:rPr>
+          <w:lang w:val="hu-HU" w:eastAsia="zh-CN" w:bidi="hi-IN"/>
+        </w:rPr>
         <w:t>R=5</w:t>
       </w:r>
     </w:p>
@@ -444,10 +492,14 @@
         <w:pStyle w:val="Normal"/>
         <w:bidi w:val="0"/>
         <w:jc w:val="start"/>
-        <w:rPr/>
-      </w:pPr>
-      <w:r>
-        <w:rPr/>
+        <w:rPr>
+          <w:lang w:val="hu-HU" w:eastAsia="zh-CN" w:bidi="hi-IN"/>
+        </w:rPr>
+      </w:pPr>
+      <w:r>
+        <w:rPr>
+          <w:lang w:val="hu-HU" w:eastAsia="zh-CN" w:bidi="hi-IN"/>
+        </w:rPr>
         <w:t>k: (x-0)^2+(y-0)^2=5^2</w:t>
       </w:r>
     </w:p>
@@ -456,10 +508,14 @@
         <w:pStyle w:val="Normal"/>
         <w:bidi w:val="0"/>
         <w:jc w:val="start"/>
-        <w:rPr/>
-      </w:pPr>
-      <w:r>
-        <w:rPr/>
+        <w:rPr>
+          <w:lang w:val="hu-HU" w:eastAsia="zh-CN" w:bidi="hi-IN"/>
+        </w:rPr>
+      </w:pPr>
+      <w:r>
+        <w:rPr>
+          <w:lang w:val="hu-HU" w:eastAsia="zh-CN" w:bidi="hi-IN"/>
+        </w:rPr>
         <w:t>x^2+y^2=25</w:t>
       </w:r>
     </w:p>
@@ -468,21 +524,29 @@
         <w:pStyle w:val="Normal"/>
         <w:bidi w:val="0"/>
         <w:jc w:val="start"/>
-        <w:rPr/>
-      </w:pPr>
-      <w:r>
-        <w:rPr/>
-      </w:r>
-    </w:p>
-    <w:p>
-      <w:pPr>
-        <w:pStyle w:val="Normal"/>
-        <w:bidi w:val="0"/>
-        <w:jc w:val="start"/>
-        <w:rPr/>
-      </w:pPr>
-      <w:r>
-        <w:rPr/>
+        <w:rPr>
+          <w:lang w:val="hu-HU" w:eastAsia="zh-CN" w:bidi="hi-IN"/>
+        </w:rPr>
+      </w:pPr>
+      <w:r>
+        <w:rPr>
+          <w:lang w:val="hu-HU" w:eastAsia="zh-CN" w:bidi="hi-IN"/>
+        </w:rPr>
+      </w:r>
+    </w:p>
+    <w:p>
+      <w:pPr>
+        <w:pStyle w:val="Normal"/>
+        <w:bidi w:val="0"/>
+        <w:jc w:val="start"/>
+        <w:rPr>
+          <w:lang w:val="hu-HU" w:eastAsia="zh-CN" w:bidi="hi-IN"/>
+        </w:rPr>
+      </w:pPr>
+      <w:r>
+        <w:rPr>
+          <w:lang w:val="hu-HU" w:eastAsia="zh-CN" w:bidi="hi-IN"/>
+        </w:rPr>
         <w:t>hf.</w:t>
       </w:r>
     </w:p>
@@ -491,10 +555,14 @@
         <w:pStyle w:val="Normal"/>
         <w:bidi w:val="0"/>
         <w:jc w:val="start"/>
-        <w:rPr/>
-      </w:pPr>
-      <w:r>
-        <w:rPr/>
+        <w:rPr>
+          <w:lang w:val="hu-HU" w:eastAsia="zh-CN" w:bidi="hi-IN"/>
+        </w:rPr>
+      </w:pPr>
+      <w:r>
+        <w:rPr>
+          <w:lang w:val="hu-HU" w:eastAsia="zh-CN" w:bidi="hi-IN"/>
+        </w:rPr>
         <w:t>b.</w:t>
       </w:r>
     </w:p>
@@ -503,10 +571,14 @@
         <w:pStyle w:val="Normal"/>
         <w:bidi w:val="0"/>
         <w:jc w:val="start"/>
-        <w:rPr/>
-      </w:pPr>
-      <w:r>
-        <w:rPr/>
+        <w:rPr>
+          <w:lang w:val="hu-HU" w:eastAsia="zh-CN" w:bidi="hi-IN"/>
+        </w:rPr>
+      </w:pPr>
+      <w:r>
+        <w:rPr>
+          <w:lang w:val="hu-HU" w:eastAsia="zh-CN" w:bidi="hi-IN"/>
+        </w:rPr>
         <w:t>C(4;5)</w:t>
       </w:r>
     </w:p>
@@ -515,10 +587,14 @@
         <w:pStyle w:val="Normal"/>
         <w:bidi w:val="0"/>
         <w:jc w:val="start"/>
-        <w:rPr/>
-      </w:pPr>
-      <w:r>
-        <w:rPr/>
+        <w:rPr>
+          <w:lang w:val="hu-HU" w:eastAsia="zh-CN" w:bidi="hi-IN"/>
+        </w:rPr>
+      </w:pPr>
+      <w:r>
+        <w:rPr>
+          <w:lang w:val="hu-HU" w:eastAsia="zh-CN" w:bidi="hi-IN"/>
+        </w:rPr>
         <w:t>R=5</w:t>
       </w:r>
     </w:p>
@@ -527,10 +603,14 @@
         <w:pStyle w:val="Normal"/>
         <w:bidi w:val="0"/>
         <w:jc w:val="start"/>
-        <w:rPr/>
-      </w:pPr>
-      <w:r>
-        <w:rPr/>
+        <w:rPr>
+          <w:lang w:val="hu-HU" w:eastAsia="zh-CN" w:bidi="hi-IN"/>
+        </w:rPr>
+      </w:pPr>
+      <w:r>
+        <w:rPr>
+          <w:lang w:val="hu-HU" w:eastAsia="zh-CN" w:bidi="hi-IN"/>
+        </w:rPr>
         <w:t>k:(x-4)^2+(y-5)^2=25</w:t>
       </w:r>
     </w:p>
@@ -539,10 +619,14 @@
         <w:pStyle w:val="Normal"/>
         <w:bidi w:val="0"/>
         <w:jc w:val="start"/>
-        <w:rPr/>
-      </w:pPr>
-      <w:r>
-        <w:rPr/>
+        <w:rPr>
+          <w:lang w:val="hu-HU" w:eastAsia="zh-CN" w:bidi="hi-IN"/>
+        </w:rPr>
+      </w:pPr>
+      <w:r>
+        <w:rPr>
+          <w:lang w:val="hu-HU" w:eastAsia="zh-CN" w:bidi="hi-IN"/>
+        </w:rPr>
         <w:t>c.</w:t>
       </w:r>
     </w:p>
@@ -551,10 +635,14 @@
         <w:pStyle w:val="Normal"/>
         <w:bidi w:val="0"/>
         <w:jc w:val="start"/>
-        <w:rPr/>
-      </w:pPr>
-      <w:r>
-        <w:rPr/>
+        <w:rPr>
+          <w:lang w:val="hu-HU" w:eastAsia="zh-CN" w:bidi="hi-IN"/>
+        </w:rPr>
+      </w:pPr>
+      <w:r>
+        <w:rPr>
+          <w:lang w:val="hu-HU" w:eastAsia="zh-CN" w:bidi="hi-IN"/>
+        </w:rPr>
         <w:t>C(-2;3)</w:t>
       </w:r>
     </w:p>
@@ -563,10 +651,14 @@
         <w:pStyle w:val="Normal"/>
         <w:bidi w:val="0"/>
         <w:jc w:val="start"/>
-        <w:rPr/>
-      </w:pPr>
-      <w:r>
-        <w:rPr/>
+        <w:rPr>
+          <w:lang w:val="hu-HU" w:eastAsia="zh-CN" w:bidi="hi-IN"/>
+        </w:rPr>
+      </w:pPr>
+      <w:r>
+        <w:rPr>
+          <w:lang w:val="hu-HU" w:eastAsia="zh-CN" w:bidi="hi-IN"/>
+        </w:rPr>
         <w:t>R=sqrt(5)</w:t>
       </w:r>
     </w:p>
@@ -575,10 +667,14 @@
         <w:pStyle w:val="Normal"/>
         <w:bidi w:val="0"/>
         <w:jc w:val="start"/>
-        <w:rPr/>
-      </w:pPr>
-      <w:r>
-        <w:rPr/>
+        <w:rPr>
+          <w:lang w:val="hu-HU" w:eastAsia="zh-CN" w:bidi="hi-IN"/>
+        </w:rPr>
+      </w:pPr>
+      <w:r>
+        <w:rPr>
+          <w:lang w:val="hu-HU" w:eastAsia="zh-CN" w:bidi="hi-IN"/>
+        </w:rPr>
         <w:t>k:(x+2)^2+(y-3)^2=5</w:t>
       </w:r>
     </w:p>
@@ -587,10 +683,14 @@
         <w:pStyle w:val="Normal"/>
         <w:bidi w:val="0"/>
         <w:jc w:val="start"/>
-        <w:rPr/>
-      </w:pPr>
-      <w:r>
-        <w:rPr/>
+        <w:rPr>
+          <w:lang w:val="hu-HU" w:eastAsia="zh-CN" w:bidi="hi-IN"/>
+        </w:rPr>
+      </w:pPr>
+      <w:r>
+        <w:rPr>
+          <w:lang w:val="hu-HU" w:eastAsia="zh-CN" w:bidi="hi-IN"/>
+        </w:rPr>
         <w:t>d.</w:t>
       </w:r>
     </w:p>
@@ -599,10 +699,14 @@
         <w:pStyle w:val="Normal"/>
         <w:bidi w:val="0"/>
         <w:jc w:val="start"/>
-        <w:rPr/>
-      </w:pPr>
-      <w:r>
-        <w:rPr/>
+        <w:rPr>
+          <w:lang w:val="hu-HU" w:eastAsia="zh-CN" w:bidi="hi-IN"/>
+        </w:rPr>
+      </w:pPr>
+      <w:r>
+        <w:rPr>
+          <w:lang w:val="hu-HU" w:eastAsia="zh-CN" w:bidi="hi-IN"/>
+        </w:rPr>
         <w:t>C(-3;-5)</w:t>
       </w:r>
     </w:p>
@@ -611,10 +715,14 @@
         <w:pStyle w:val="Normal"/>
         <w:bidi w:val="0"/>
         <w:jc w:val="start"/>
-        <w:rPr/>
-      </w:pPr>
-      <w:r>
-        <w:rPr/>
+        <w:rPr>
+          <w:lang w:val="hu-HU" w:eastAsia="zh-CN" w:bidi="hi-IN"/>
+        </w:rPr>
+      </w:pPr>
+      <w:r>
+        <w:rPr>
+          <w:lang w:val="hu-HU" w:eastAsia="zh-CN" w:bidi="hi-IN"/>
+        </w:rPr>
         <w:t>R=10</w:t>
       </w:r>
     </w:p>
@@ -623,10 +731,14 @@
         <w:pStyle w:val="Normal"/>
         <w:bidi w:val="0"/>
         <w:jc w:val="start"/>
-        <w:rPr/>
-      </w:pPr>
-      <w:r>
-        <w:rPr/>
+        <w:rPr>
+          <w:lang w:val="hu-HU" w:eastAsia="zh-CN" w:bidi="hi-IN"/>
+        </w:rPr>
+      </w:pPr>
+      <w:r>
+        <w:rPr>
+          <w:lang w:val="hu-HU" w:eastAsia="zh-CN" w:bidi="hi-IN"/>
+        </w:rPr>
         <w:t>k:(x+3)^2+(y+5)^2=100</w:t>
       </w:r>
     </w:p>
@@ -635,21 +747,29 @@
         <w:pStyle w:val="Normal"/>
         <w:bidi w:val="0"/>
         <w:jc w:val="start"/>
-        <w:rPr/>
-      </w:pPr>
-      <w:r>
-        <w:rPr/>
-      </w:r>
-    </w:p>
-    <w:p>
-      <w:pPr>
-        <w:pStyle w:val="Normal"/>
-        <w:bidi w:val="0"/>
-        <w:jc w:val="start"/>
-        <w:rPr/>
-      </w:pPr>
-      <w:r>
-        <w:rPr/>
+        <w:rPr>
+          <w:lang w:val="hu-HU" w:eastAsia="zh-CN" w:bidi="hi-IN"/>
+        </w:rPr>
+      </w:pPr>
+      <w:r>
+        <w:rPr>
+          <w:lang w:val="hu-HU" w:eastAsia="zh-CN" w:bidi="hi-IN"/>
+        </w:rPr>
+      </w:r>
+    </w:p>
+    <w:p>
+      <w:pPr>
+        <w:pStyle w:val="Normal"/>
+        <w:bidi w:val="0"/>
+        <w:jc w:val="start"/>
+        <w:rPr>
+          <w:lang w:val="hu-HU" w:eastAsia="zh-CN" w:bidi="hi-IN"/>
+        </w:rPr>
+      </w:pPr>
+      <w:r>
+        <w:rPr>
+          <w:lang w:val="hu-HU" w:eastAsia="zh-CN" w:bidi="hi-IN"/>
+        </w:rPr>
         <w:t>hf 235/1 (nem körös)</w:t>
       </w:r>
     </w:p>
@@ -658,32 +778,44 @@
         <w:pStyle w:val="Normal"/>
         <w:bidi w:val="0"/>
         <w:jc w:val="start"/>
-        <w:rPr/>
-      </w:pPr>
-      <w:r>
-        <w:rPr/>
-      </w:r>
-    </w:p>
-    <w:p>
-      <w:pPr>
-        <w:pStyle w:val="Normal"/>
-        <w:bidi w:val="0"/>
-        <w:jc w:val="start"/>
-        <w:rPr/>
-      </w:pPr>
-      <w:r>
-        <w:rPr/>
-      </w:r>
-    </w:p>
-    <w:p>
-      <w:pPr>
-        <w:pStyle w:val="Normal"/>
-        <w:bidi w:val="0"/>
-        <w:jc w:val="start"/>
-        <w:rPr/>
-      </w:pPr>
-      <w:r>
-        <w:rPr/>
+        <w:rPr>
+          <w:lang w:val="hu-HU" w:eastAsia="zh-CN" w:bidi="hi-IN"/>
+        </w:rPr>
+      </w:pPr>
+      <w:r>
+        <w:rPr>
+          <w:lang w:val="hu-HU" w:eastAsia="zh-CN" w:bidi="hi-IN"/>
+        </w:rPr>
+      </w:r>
+    </w:p>
+    <w:p>
+      <w:pPr>
+        <w:pStyle w:val="Normal"/>
+        <w:bidi w:val="0"/>
+        <w:jc w:val="start"/>
+        <w:rPr>
+          <w:lang w:val="hu-HU" w:eastAsia="zh-CN" w:bidi="hi-IN"/>
+        </w:rPr>
+      </w:pPr>
+      <w:r>
+        <w:rPr>
+          <w:lang w:val="hu-HU" w:eastAsia="zh-CN" w:bidi="hi-IN"/>
+        </w:rPr>
+      </w:r>
+    </w:p>
+    <w:p>
+      <w:pPr>
+        <w:pStyle w:val="Normal"/>
+        <w:bidi w:val="0"/>
+        <w:jc w:val="start"/>
+        <w:rPr>
+          <w:lang w:val="hu-HU" w:eastAsia="zh-CN" w:bidi="hi-IN"/>
+        </w:rPr>
+      </w:pPr>
+      <w:r>
+        <w:rPr>
+          <w:lang w:val="hu-HU" w:eastAsia="zh-CN" w:bidi="hi-IN"/>
+        </w:rPr>
         <w:t>245/4</w:t>
       </w:r>
     </w:p>
@@ -692,10 +824,14 @@
         <w:pStyle w:val="Normal"/>
         <w:bidi w:val="0"/>
         <w:jc w:val="start"/>
-        <w:rPr/>
-      </w:pPr>
-      <w:r>
-        <w:rPr/>
+        <w:rPr>
+          <w:lang w:val="hu-HU" w:eastAsia="zh-CN" w:bidi="hi-IN"/>
+        </w:rPr>
+      </w:pPr>
+      <w:r>
+        <w:rPr>
+          <w:lang w:val="hu-HU" w:eastAsia="zh-CN" w:bidi="hi-IN"/>
+        </w:rPr>
         <w:t>(x+7)^2+(y+15)^2=radius</w:t>
       </w:r>
     </w:p>
@@ -704,10 +840,14 @@
         <w:pStyle w:val="Normal"/>
         <w:bidi w:val="0"/>
         <w:jc w:val="start"/>
-        <w:rPr/>
-      </w:pPr>
-      <w:r>
-        <w:rPr/>
+        <w:rPr>
+          <w:lang w:val="hu-HU" w:eastAsia="zh-CN" w:bidi="hi-IN"/>
+        </w:rPr>
+      </w:pPr>
+      <w:r>
+        <w:rPr>
+          <w:lang w:val="hu-HU" w:eastAsia="zh-CN" w:bidi="hi-IN"/>
+        </w:rPr>
         <w:t>radius = sqrt(64+225) /= 17</w:t>
       </w:r>
     </w:p>
@@ -716,10 +856,14 @@
         <w:pStyle w:val="Normal"/>
         <w:bidi w:val="0"/>
         <w:jc w:val="start"/>
-        <w:rPr/>
-      </w:pPr>
-      <w:r>
-        <w:rPr/>
+        <w:rPr>
+          <w:lang w:val="hu-HU" w:eastAsia="zh-CN" w:bidi="hi-IN"/>
+        </w:rPr>
+      </w:pPr>
+      <w:r>
+        <w:rPr>
+          <w:lang w:val="hu-HU" w:eastAsia="zh-CN" w:bidi="hi-IN"/>
+        </w:rPr>
         <w:t>(x+7)^2+(y+15)^2=17</w:t>
       </w:r>
     </w:p>
@@ -728,21 +872,62 @@
         <w:pStyle w:val="Normal"/>
         <w:bidi w:val="0"/>
         <w:jc w:val="start"/>
-        <w:rPr/>
-      </w:pPr>
-      <w:r>
-        <w:rPr/>
-      </w:r>
-    </w:p>
-    <w:p>
-      <w:pPr>
-        <w:pStyle w:val="Normal"/>
-        <w:bidi w:val="0"/>
-        <w:jc w:val="start"/>
-        <w:rPr/>
-      </w:pPr>
-      <w:r>
-        <w:rPr/>
+        <w:rPr>
+          <w:lang w:val="hu-HU" w:eastAsia="zh-CN" w:bidi="hi-IN"/>
+        </w:rPr>
+      </w:pPr>
+      <w:r>
+        <w:rPr>
+          <w:lang w:val="hu-HU" w:eastAsia="zh-CN" w:bidi="hi-IN"/>
+        </w:rPr>
+      </w:r>
+    </w:p>
+    <w:p>
+      <w:pPr>
+        <w:pStyle w:val="Normal"/>
+        <w:bidi w:val="0"/>
+        <w:jc w:val="start"/>
+        <w:rPr>
+          <w:lang w:val="hu-HU" w:eastAsia="zh-CN" w:bidi="hi-IN"/>
+        </w:rPr>
+      </w:pPr>
+      <w:r>
+        <w:rPr>
+          <w:lang w:val="hu-HU" w:eastAsia="zh-CN" w:bidi="hi-IN"/>
+        </w:rPr>
+        <w:t>a: y=2 (nem függvény hanem egyenes)</w:t>
+      </w:r>
+    </w:p>
+    <w:p>
+      <w:pPr>
+        <w:pStyle w:val="Normal"/>
+        <w:bidi w:val="0"/>
+        <w:jc w:val="start"/>
+        <w:rPr>
+          <w:lang w:val="hu-HU" w:eastAsia="zh-CN" w:bidi="hi-IN"/>
+        </w:rPr>
+      </w:pPr>
+      <w:r>
+        <w:rPr>
+          <w:lang w:val="hu-HU" w:eastAsia="zh-CN" w:bidi="hi-IN"/>
+        </w:rPr>
+        <w:t>alfa: egyenes irányszöge</w:t>
+      </w:r>
+    </w:p>
+    <w:p>
+      <w:pPr>
+        <w:pStyle w:val="Normal"/>
+        <w:bidi w:val="0"/>
+        <w:jc w:val="start"/>
+        <w:rPr>
+          <w:lang w:val="hu-HU" w:eastAsia="zh-CN" w:bidi="hi-IN"/>
+        </w:rPr>
+      </w:pPr>
+      <w:r>
+        <w:rPr>
+          <w:lang w:val="hu-HU" w:eastAsia="zh-CN" w:bidi="hi-IN"/>
+        </w:rPr>
+        <w:t xml:space="preserve">tangens alfa: az egyenes iránytangense </w:t>
       </w:r>
     </w:p>
     <w:sectPr>
